--- a/3_Encuesta_Empresas_DO_Jamon_Teruel.docx
+++ b/3_Encuesta_Empresas_DO_Jamon_Teruel.docx
@@ -995,7 +995,53 @@
           <w:sz w:val="21"/>
           <w:szCs w:val="21"/>
         </w:rPr>
-        <w:t xml:space="preserve">Crecerá</w:t>
+        <w:t xml:space="preserve">Crecerá hasta un 5 %</w:t>
+      </w:r>
+    </w:p>
+    <w:p>
+      <w:pPr>
+        <w:spacing w:after="24"/>
+        <w:ind w:left="460"/>
+      </w:pPr>
+      <w:r>
+        <w:rPr>
+          <w:rFonts w:ascii="Calibri" w:cs="Calibri" w:eastAsia="Calibri" w:hAnsi="Calibri"/>
+          <w:color w:val="7A1E2B"/>
+          <w:sz w:val="22"/>
+          <w:szCs w:val="22"/>
+        </w:rPr>
+        <w:t xml:space="preserve">◻  </w:t>
+      </w:r>
+      <w:r>
+        <w:rPr>
+          <w:rFonts w:ascii="Calibri" w:cs="Calibri" w:eastAsia="Calibri" w:hAnsi="Calibri"/>
+          <w:sz w:val="21"/>
+          <w:szCs w:val="21"/>
+        </w:rPr>
+        <w:t xml:space="preserve">Crecerá entre un 5 y un 10 %</w:t>
+      </w:r>
+    </w:p>
+    <w:p>
+      <w:pPr>
+        <w:spacing w:after="24"/>
+        <w:ind w:left="460"/>
+      </w:pPr>
+      <w:r>
+        <w:rPr>
+          <w:rFonts w:ascii="Calibri" w:cs="Calibri" w:eastAsia="Calibri" w:hAnsi="Calibri"/>
+          <w:color w:val="7A1E2B"/>
+          <w:sz w:val="22"/>
+          <w:szCs w:val="22"/>
+        </w:rPr>
+        <w:t xml:space="preserve">◻  </w:t>
+      </w:r>
+      <w:r>
+        <w:rPr>
+          <w:rFonts w:ascii="Calibri" w:cs="Calibri" w:eastAsia="Calibri" w:hAnsi="Calibri"/>
+          <w:sz w:val="21"/>
+          <w:szCs w:val="21"/>
+        </w:rPr>
+        <w:t xml:space="preserve">Crecerá más de un 10 %</w:t>
       </w:r>
     </w:p>
     <w:p>
@@ -1069,7 +1115,7 @@
     </w:p>
     <w:p>
       <w:pPr>
-        <w:spacing w:after="20" w:before="120"/>
+        <w:spacing w:after="60" w:before="120"/>
         <w:ind w:left="360" w:hanging="360"/>
       </w:pPr>
       <w:r>
@@ -1081,15 +1127,15 @@
           <w:sz w:val="22"/>
           <w:szCs w:val="22"/>
         </w:rPr>
-        <w:t xml:space="preserve">8. </w:t>
-      </w:r>
-      <w:r>
-        <w:rPr>
-          <w:rFonts w:ascii="Calibri" w:cs="Calibri" w:eastAsia="Calibri" w:hAnsi="Calibri"/>
-          <w:sz w:val="22"/>
-          <w:szCs w:val="22"/>
-        </w:rPr>
-        <w:t xml:space="preserve">¿Cuáles son hoy sus principales limitantes?</w:t>
+        <w:t xml:space="preserve">7b. </w:t>
+      </w:r>
+      <w:r>
+        <w:rPr>
+          <w:rFonts w:ascii="Calibri" w:cs="Calibri" w:eastAsia="Calibri" w:hAnsi="Calibri"/>
+          <w:sz w:val="22"/>
+          <w:szCs w:val="22"/>
+        </w:rPr>
+        <w:t xml:space="preserve">¿Por qué cree que va a crecer?</w:t>
       </w:r>
       <w:r>
         <w:rPr>
@@ -1100,6 +1146,57 @@
           <w:sz w:val="19"/>
           <w:szCs w:val="19"/>
         </w:rPr>
+        <w:t xml:space="preserve">  (solo si ha respondido que crecerá; opcional)</w:t>
+      </w:r>
+    </w:p>
+    <w:p>
+      <w:pPr>
+        <w:spacing w:after="80"/>
+        <w:ind w:left="460"/>
+      </w:pPr>
+      <w:r>
+        <w:rPr>
+          <w:rFonts w:ascii="Calibri" w:cs="Calibri" w:eastAsia="Calibri" w:hAnsi="Calibri"/>
+          <w:color w:val="9AA0A6"/>
+          <w:sz w:val="21"/>
+          <w:szCs w:val="21"/>
+        </w:rPr>
+        <w:t xml:space="preserve">⸻⸻⸻⸻⸻⸻⸻⸻⸻⸻</w:t>
+      </w:r>
+    </w:p>
+    <w:p>
+      <w:pPr>
+        <w:spacing w:after="20" w:before="120"/>
+        <w:ind w:left="360" w:hanging="360"/>
+      </w:pPr>
+      <w:r>
+        <w:rPr>
+          <w:rFonts w:ascii="Calibri" w:cs="Calibri" w:eastAsia="Calibri" w:hAnsi="Calibri"/>
+          <w:b/>
+          <w:bCs/>
+          <w:color w:val="7A1E2B"/>
+          <w:sz w:val="22"/>
+          <w:szCs w:val="22"/>
+        </w:rPr>
+        <w:t xml:space="preserve">8. </w:t>
+      </w:r>
+      <w:r>
+        <w:rPr>
+          <w:rFonts w:ascii="Calibri" w:cs="Calibri" w:eastAsia="Calibri" w:hAnsi="Calibri"/>
+          <w:sz w:val="22"/>
+          <w:szCs w:val="22"/>
+        </w:rPr>
+        <w:t xml:space="preserve">¿Cuáles son hoy sus principales limitantes?</w:t>
+      </w:r>
+      <w:r>
+        <w:rPr>
+          <w:rFonts w:ascii="Calibri" w:cs="Calibri" w:eastAsia="Calibri" w:hAnsi="Calibri"/>
+          <w:i/>
+          <w:iCs/>
+          <w:color w:val="6A6F76"/>
+          <w:sz w:val="19"/>
+          <w:szCs w:val="19"/>
+        </w:rPr>
         <w:t xml:space="preserve">  (máximo 3)</w:t>
       </w:r>
     </w:p>
@@ -1285,6 +1382,80 @@
           <w:szCs w:val="21"/>
         </w:rPr>
         <w:t xml:space="preserve">Comercialización / acceso a mercado</w:t>
+      </w:r>
+    </w:p>
+    <w:p>
+      <w:pPr>
+        <w:spacing w:after="24"/>
+        <w:ind w:left="460"/>
+      </w:pPr>
+      <w:r>
+        <w:rPr>
+          <w:rFonts w:ascii="Calibri" w:cs="Calibri" w:eastAsia="Calibri" w:hAnsi="Calibri"/>
+          <w:color w:val="7A1E2B"/>
+          <w:sz w:val="22"/>
+          <w:szCs w:val="22"/>
+        </w:rPr>
+        <w:t xml:space="preserve">◻  </w:t>
+      </w:r>
+      <w:r>
+        <w:rPr>
+          <w:rFonts w:ascii="Calibri" w:cs="Calibri" w:eastAsia="Calibri" w:hAnsi="Calibri"/>
+          <w:sz w:val="21"/>
+          <w:szCs w:val="21"/>
+        </w:rPr>
+        <w:t xml:space="preserve">Otros</w:t>
+      </w:r>
+    </w:p>
+    <w:p>
+      <w:pPr>
+        <w:spacing w:after="60" w:before="120"/>
+        <w:ind w:left="360" w:hanging="360"/>
+      </w:pPr>
+      <w:r>
+        <w:rPr>
+          <w:rFonts w:ascii="Calibri" w:cs="Calibri" w:eastAsia="Calibri" w:hAnsi="Calibri"/>
+          <w:b/>
+          <w:bCs/>
+          <w:color w:val="7A1E2B"/>
+          <w:sz w:val="22"/>
+          <w:szCs w:val="22"/>
+        </w:rPr>
+        <w:t xml:space="preserve">8b. </w:t>
+      </w:r>
+      <w:r>
+        <w:rPr>
+          <w:rFonts w:ascii="Calibri" w:cs="Calibri" w:eastAsia="Calibri" w:hAnsi="Calibri"/>
+          <w:sz w:val="22"/>
+          <w:szCs w:val="22"/>
+        </w:rPr>
+        <w:t xml:space="preserve">¿Qué otros limitantes?</w:t>
+      </w:r>
+      <w:r>
+        <w:rPr>
+          <w:rFonts w:ascii="Calibri" w:cs="Calibri" w:eastAsia="Calibri" w:hAnsi="Calibri"/>
+          <w:i/>
+          <w:iCs/>
+          <w:color w:val="6A6F76"/>
+          <w:sz w:val="19"/>
+          <w:szCs w:val="19"/>
+        </w:rPr>
+        <w:t xml:space="preserve">  (opcional)</w:t>
+      </w:r>
+    </w:p>
+    <w:p>
+      <w:pPr>
+        <w:spacing w:after="80"/>
+        <w:ind w:left="460"/>
+      </w:pPr>
+      <w:r>
+        <w:rPr>
+          <w:rFonts w:ascii="Calibri" w:cs="Calibri" w:eastAsia="Calibri" w:hAnsi="Calibri"/>
+          <w:color w:val="9AA0A6"/>
+          <w:sz w:val="21"/>
+          <w:szCs w:val="21"/>
+        </w:rPr>
+        <w:t xml:space="preserve">⸻⸻⸻⸻⸻⸻⸻⸻⸻⸻</w:t>
       </w:r>
     </w:p>
     <w:p>
@@ -1375,53 +1546,53 @@
           <w:sz w:val="21"/>
           <w:szCs w:val="21"/>
         </w:rPr>
-        <w:t xml:space="preserve">Buena</w:t>
-      </w:r>
-    </w:p>
-    <w:p>
-      <w:pPr>
-        <w:spacing w:after="24"/>
-        <w:ind w:left="460"/>
-      </w:pPr>
-      <w:r>
-        <w:rPr>
-          <w:rFonts w:ascii="Calibri" w:cs="Calibri" w:eastAsia="Calibri" w:hAnsi="Calibri"/>
-          <w:color w:val="7A1E2B"/>
-          <w:sz w:val="22"/>
-          <w:szCs w:val="22"/>
-        </w:rPr>
-        <w:t xml:space="preserve">◻  </w:t>
-      </w:r>
-      <w:r>
-        <w:rPr>
-          <w:rFonts w:ascii="Calibri" w:cs="Calibri" w:eastAsia="Calibri" w:hAnsi="Calibri"/>
-          <w:sz w:val="21"/>
-          <w:szCs w:val="21"/>
-        </w:rPr>
-        <w:t xml:space="preserve">Ajustada pero viable</w:t>
-      </w:r>
-    </w:p>
-    <w:p>
-      <w:pPr>
-        <w:spacing w:after="24"/>
-        <w:ind w:left="460"/>
-      </w:pPr>
-      <w:r>
-        <w:rPr>
-          <w:rFonts w:ascii="Calibri" w:cs="Calibri" w:eastAsia="Calibri" w:hAnsi="Calibri"/>
-          <w:color w:val="7A1E2B"/>
-          <w:sz w:val="22"/>
-          <w:szCs w:val="22"/>
-        </w:rPr>
-        <w:t xml:space="preserve">◻  </w:t>
-      </w:r>
-      <w:r>
-        <w:rPr>
-          <w:rFonts w:ascii="Calibri" w:cs="Calibri" w:eastAsia="Calibri" w:hAnsi="Calibri"/>
-          <w:sz w:val="21"/>
-          <w:szCs w:val="21"/>
-        </w:rPr>
-        <w:t xml:space="preserve">Insuficiente</w:t>
+        <w:t xml:space="preserve">Buena (margen neto superior al 10 %)</w:t>
+      </w:r>
+    </w:p>
+    <w:p>
+      <w:pPr>
+        <w:spacing w:after="24"/>
+        <w:ind w:left="460"/>
+      </w:pPr>
+      <w:r>
+        <w:rPr>
+          <w:rFonts w:ascii="Calibri" w:cs="Calibri" w:eastAsia="Calibri" w:hAnsi="Calibri"/>
+          <w:color w:val="7A1E2B"/>
+          <w:sz w:val="22"/>
+          <w:szCs w:val="22"/>
+        </w:rPr>
+        <w:t xml:space="preserve">◻  </w:t>
+      </w:r>
+      <w:r>
+        <w:rPr>
+          <w:rFonts w:ascii="Calibri" w:cs="Calibri" w:eastAsia="Calibri" w:hAnsi="Calibri"/>
+          <w:sz w:val="21"/>
+          <w:szCs w:val="21"/>
+        </w:rPr>
+        <w:t xml:space="preserve">Ajustada pero viable (margen neto entre el 0 y el 10 %)</w:t>
+      </w:r>
+    </w:p>
+    <w:p>
+      <w:pPr>
+        <w:spacing w:after="24"/>
+        <w:ind w:left="460"/>
+      </w:pPr>
+      <w:r>
+        <w:rPr>
+          <w:rFonts w:ascii="Calibri" w:cs="Calibri" w:eastAsia="Calibri" w:hAnsi="Calibri"/>
+          <w:color w:val="7A1E2B"/>
+          <w:sz w:val="22"/>
+          <w:szCs w:val="22"/>
+        </w:rPr>
+        <w:t xml:space="preserve">◻  </w:t>
+      </w:r>
+      <w:r>
+        <w:rPr>
+          <w:rFonts w:ascii="Calibri" w:cs="Calibri" w:eastAsia="Calibri" w:hAnsi="Calibri"/>
+          <w:sz w:val="21"/>
+          <w:szCs w:val="21"/>
+        </w:rPr>
+        <w:t xml:space="preserve">Insuficiente (sin margen o en pérdidas)</w:t>
       </w:r>
     </w:p>
     <w:p>
@@ -1469,30 +1640,30 @@
           <w:sz w:val="21"/>
           <w:szCs w:val="21"/>
         </w:rPr>
-        <w:t xml:space="preserve">Sí, de forma clara</w:t>
-      </w:r>
-    </w:p>
-    <w:p>
-      <w:pPr>
-        <w:spacing w:after="24"/>
-        <w:ind w:left="460"/>
-      </w:pPr>
-      <w:r>
-        <w:rPr>
-          <w:rFonts w:ascii="Calibri" w:cs="Calibri" w:eastAsia="Calibri" w:hAnsi="Calibri"/>
-          <w:color w:val="7A1E2B"/>
-          <w:sz w:val="22"/>
-          <w:szCs w:val="22"/>
-        </w:rPr>
-        <w:t xml:space="preserve">◻  </w:t>
-      </w:r>
-      <w:r>
-        <w:rPr>
-          <w:rFonts w:ascii="Calibri" w:cs="Calibri" w:eastAsia="Calibri" w:hAnsi="Calibri"/>
-          <w:sz w:val="21"/>
-          <w:szCs w:val="21"/>
-        </w:rPr>
-        <w:t xml:space="preserve">Ligeramente</w:t>
+        <w:t xml:space="preserve">Sí, de forma clara (más de un 10 % más)</w:t>
+      </w:r>
+    </w:p>
+    <w:p>
+      <w:pPr>
+        <w:spacing w:after="24"/>
+        <w:ind w:left="460"/>
+      </w:pPr>
+      <w:r>
+        <w:rPr>
+          <w:rFonts w:ascii="Calibri" w:cs="Calibri" w:eastAsia="Calibri" w:hAnsi="Calibri"/>
+          <w:color w:val="7A1E2B"/>
+          <w:sz w:val="22"/>
+          <w:szCs w:val="22"/>
+        </w:rPr>
+        <w:t xml:space="preserve">◻  </w:t>
+      </w:r>
+      <w:r>
+        <w:rPr>
+          <w:rFonts w:ascii="Calibri" w:cs="Calibri" w:eastAsia="Calibri" w:hAnsi="Calibri"/>
+          <w:sz w:val="21"/>
+          <w:szCs w:val="21"/>
+        </w:rPr>
+        <w:t xml:space="preserve">Sí, ligeramente (hasta un 10 % más)</w:t>
       </w:r>
     </w:p>
     <w:p>
@@ -1774,6 +1945,57 @@
     </w:p>
     <w:p>
       <w:pPr>
+        <w:spacing w:after="60" w:before="120"/>
+        <w:ind w:left="360" w:hanging="360"/>
+      </w:pPr>
+      <w:r>
+        <w:rPr>
+          <w:rFonts w:ascii="Calibri" w:cs="Calibri" w:eastAsia="Calibri" w:hAnsi="Calibri"/>
+          <w:b/>
+          <w:bCs/>
+          <w:color w:val="7A1E2B"/>
+          <w:sz w:val="22"/>
+          <w:szCs w:val="22"/>
+        </w:rPr>
+        <w:t xml:space="preserve">12b. </w:t>
+      </w:r>
+      <w:r>
+        <w:rPr>
+          <w:rFonts w:ascii="Calibri" w:cs="Calibri" w:eastAsia="Calibri" w:hAnsi="Calibri"/>
+          <w:sz w:val="22"/>
+          <w:szCs w:val="22"/>
+        </w:rPr>
+        <w:t xml:space="preserve">¿Por qué?</w:t>
+      </w:r>
+      <w:r>
+        <w:rPr>
+          <w:rFonts w:ascii="Calibri" w:cs="Calibri" w:eastAsia="Calibri" w:hAnsi="Calibri"/>
+          <w:i/>
+          <w:iCs/>
+          <w:color w:val="6A6F76"/>
+          <w:sz w:val="19"/>
+          <w:szCs w:val="19"/>
+        </w:rPr>
+        <w:t xml:space="preserve">  (opcional)</w:t>
+      </w:r>
+    </w:p>
+    <w:p>
+      <w:pPr>
+        <w:spacing w:after="80"/>
+        <w:ind w:left="460"/>
+      </w:pPr>
+      <w:r>
+        <w:rPr>
+          <w:rFonts w:ascii="Calibri" w:cs="Calibri" w:eastAsia="Calibri" w:hAnsi="Calibri"/>
+          <w:color w:val="9AA0A6"/>
+          <w:sz w:val="21"/>
+          <w:szCs w:val="21"/>
+        </w:rPr>
+        <w:t xml:space="preserve">⸻⸻⸻⸻⸻⸻⸻⸻⸻⸻</w:t>
+      </w:r>
+    </w:p>
+    <w:p>
+      <w:pPr>
         <w:pBdr>
           <w:top w:val="single" w:color="7A1E2B" w:sz="2"/>
           <w:bottom w:val="single" w:color="7A1E2B" w:sz="2"/>
@@ -1991,6 +2213,29 @@
     </w:p>
     <w:p>
       <w:pPr>
+        <w:spacing w:after="24"/>
+        <w:ind w:left="460"/>
+      </w:pPr>
+      <w:r>
+        <w:rPr>
+          <w:rFonts w:ascii="Calibri" w:cs="Calibri" w:eastAsia="Calibri" w:hAnsi="Calibri"/>
+          <w:color w:val="7A1E2B"/>
+          <w:sz w:val="22"/>
+          <w:szCs w:val="22"/>
+        </w:rPr>
+        <w:t xml:space="preserve">◻  </w:t>
+      </w:r>
+      <w:r>
+        <w:rPr>
+          <w:rFonts w:ascii="Calibri" w:cs="Calibri" w:eastAsia="Calibri" w:hAnsi="Calibri"/>
+          <w:sz w:val="21"/>
+          <w:szCs w:val="21"/>
+        </w:rPr>
+        <w:t xml:space="preserve">Otras</w:t>
+      </w:r>
+    </w:p>
+    <w:p>
+      <w:pPr>
         <w:spacing w:after="60" w:before="120"/>
         <w:ind w:left="360" w:hanging="360"/>
       </w:pPr>
@@ -2003,6 +2248,57 @@
           <w:sz w:val="22"/>
           <w:szCs w:val="22"/>
         </w:rPr>
+        <w:t xml:space="preserve">13b. </w:t>
+      </w:r>
+      <w:r>
+        <w:rPr>
+          <w:rFonts w:ascii="Calibri" w:cs="Calibri" w:eastAsia="Calibri" w:hAnsi="Calibri"/>
+          <w:sz w:val="22"/>
+          <w:szCs w:val="22"/>
+        </w:rPr>
+        <w:t xml:space="preserve">¿Qué otras prácticas aplica?</w:t>
+      </w:r>
+      <w:r>
+        <w:rPr>
+          <w:rFonts w:ascii="Calibri" w:cs="Calibri" w:eastAsia="Calibri" w:hAnsi="Calibri"/>
+          <w:i/>
+          <w:iCs/>
+          <w:color w:val="6A6F76"/>
+          <w:sz w:val="19"/>
+          <w:szCs w:val="19"/>
+        </w:rPr>
+        <w:t xml:space="preserve">  (opcional)</w:t>
+      </w:r>
+    </w:p>
+    <w:p>
+      <w:pPr>
+        <w:spacing w:after="80"/>
+        <w:ind w:left="460"/>
+      </w:pPr>
+      <w:r>
+        <w:rPr>
+          <w:rFonts w:ascii="Calibri" w:cs="Calibri" w:eastAsia="Calibri" w:hAnsi="Calibri"/>
+          <w:color w:val="9AA0A6"/>
+          <w:sz w:val="21"/>
+          <w:szCs w:val="21"/>
+        </w:rPr>
+        <w:t xml:space="preserve">⸻⸻⸻⸻⸻⸻⸻⸻⸻⸻</w:t>
+      </w:r>
+    </w:p>
+    <w:p>
+      <w:pPr>
+        <w:spacing w:after="60" w:before="120"/>
+        <w:ind w:left="360" w:hanging="360"/>
+      </w:pPr>
+      <w:r>
+        <w:rPr>
+          <w:rFonts w:ascii="Calibri" w:cs="Calibri" w:eastAsia="Calibri" w:hAnsi="Calibri"/>
+          <w:b/>
+          <w:bCs/>
+          <w:color w:val="7A1E2B"/>
+          <w:sz w:val="22"/>
+          <w:szCs w:val="22"/>
+        </w:rPr>
         <w:t xml:space="preserve">14. </w:t>
       </w:r>
       <w:r>
@@ -2081,6 +2377,57 @@
           <w:szCs w:val="21"/>
         </w:rPr>
         <w:t xml:space="preserve">No</w:t>
+      </w:r>
+    </w:p>
+    <w:p>
+      <w:pPr>
+        <w:spacing w:after="60" w:before="120"/>
+        <w:ind w:left="360" w:hanging="360"/>
+      </w:pPr>
+      <w:r>
+        <w:rPr>
+          <w:rFonts w:ascii="Calibri" w:cs="Calibri" w:eastAsia="Calibri" w:hAnsi="Calibri"/>
+          <w:b/>
+          <w:bCs/>
+          <w:color w:val="7A1E2B"/>
+          <w:sz w:val="22"/>
+          <w:szCs w:val="22"/>
+        </w:rPr>
+        <w:t xml:space="preserve">14b. </w:t>
+      </w:r>
+      <w:r>
+        <w:rPr>
+          <w:rFonts w:ascii="Calibri" w:cs="Calibri" w:eastAsia="Calibri" w:hAnsi="Calibri"/>
+          <w:sz w:val="22"/>
+          <w:szCs w:val="22"/>
+        </w:rPr>
+        <w:t xml:space="preserve">¿Qué medidas mejorarían esa retribución o el bienestar animal?</w:t>
+      </w:r>
+      <w:r>
+        <w:rPr>
+          <w:rFonts w:ascii="Calibri" w:cs="Calibri" w:eastAsia="Calibri" w:hAnsi="Calibri"/>
+          <w:i/>
+          <w:iCs/>
+          <w:color w:val="6A6F76"/>
+          <w:sz w:val="19"/>
+          <w:szCs w:val="19"/>
+        </w:rPr>
+        <w:t xml:space="preserve">  (opcional)</w:t>
+      </w:r>
+    </w:p>
+    <w:p>
+      <w:pPr>
+        <w:spacing w:after="80"/>
+        <w:ind w:left="460"/>
+      </w:pPr>
+      <w:r>
+        <w:rPr>
+          <w:rFonts w:ascii="Calibri" w:cs="Calibri" w:eastAsia="Calibri" w:hAnsi="Calibri"/>
+          <w:color w:val="9AA0A6"/>
+          <w:sz w:val="21"/>
+          <w:szCs w:val="21"/>
+        </w:rPr>
+        <w:t xml:space="preserve">⸻⸻⸻⸻⸻⸻⸻⸻⸻⸻</w:t>
       </w:r>
     </w:p>
     <w:p>
@@ -2523,7 +2870,30 @@
     </w:p>
     <w:p>
       <w:pPr>
-        <w:spacing w:after="20" w:before="120"/>
+        <w:spacing w:after="24"/>
+        <w:ind w:left="460"/>
+      </w:pPr>
+      <w:r>
+        <w:rPr>
+          <w:rFonts w:ascii="Calibri" w:cs="Calibri" w:eastAsia="Calibri" w:hAnsi="Calibri"/>
+          <w:color w:val="7A1E2B"/>
+          <w:sz w:val="22"/>
+          <w:szCs w:val="22"/>
+        </w:rPr>
+        <w:t xml:space="preserve">◻  </w:t>
+      </w:r>
+      <w:r>
+        <w:rPr>
+          <w:rFonts w:ascii="Calibri" w:cs="Calibri" w:eastAsia="Calibri" w:hAnsi="Calibri"/>
+          <w:sz w:val="21"/>
+          <w:szCs w:val="21"/>
+        </w:rPr>
+        <w:t xml:space="preserve">Otras</w:t>
+      </w:r>
+    </w:p>
+    <w:p>
+      <w:pPr>
+        <w:spacing w:after="60" w:before="120"/>
         <w:ind w:left="360" w:hanging="360"/>
       </w:pPr>
       <w:r>
@@ -2535,15 +2905,15 @@
           <w:sz w:val="22"/>
           <w:szCs w:val="22"/>
         </w:rPr>
-        <w:t xml:space="preserve">16. </w:t>
-      </w:r>
-      <w:r>
-        <w:rPr>
-          <w:rFonts w:ascii="Calibri" w:cs="Calibri" w:eastAsia="Calibri" w:hAnsi="Calibri"/>
-          <w:sz w:val="22"/>
-          <w:szCs w:val="22"/>
-        </w:rPr>
-        <w:t xml:space="preserve">De cara a 2040, señale las 3 OPORTUNIDADES con más potencial</w:t>
+        <w:t xml:space="preserve">15b. </w:t>
+      </w:r>
+      <w:r>
+        <w:rPr>
+          <w:rFonts w:ascii="Calibri" w:cs="Calibri" w:eastAsia="Calibri" w:hAnsi="Calibri"/>
+          <w:sz w:val="22"/>
+          <w:szCs w:val="22"/>
+        </w:rPr>
+        <w:t xml:space="preserve">¿Qué otras amenazas?</w:t>
       </w:r>
       <w:r>
         <w:rPr>
@@ -2554,6 +2924,57 @@
           <w:sz w:val="19"/>
           <w:szCs w:val="19"/>
         </w:rPr>
+        <w:t xml:space="preserve">  (opcional)</w:t>
+      </w:r>
+    </w:p>
+    <w:p>
+      <w:pPr>
+        <w:spacing w:after="80"/>
+        <w:ind w:left="460"/>
+      </w:pPr>
+      <w:r>
+        <w:rPr>
+          <w:rFonts w:ascii="Calibri" w:cs="Calibri" w:eastAsia="Calibri" w:hAnsi="Calibri"/>
+          <w:color w:val="9AA0A6"/>
+          <w:sz w:val="21"/>
+          <w:szCs w:val="21"/>
+        </w:rPr>
+        <w:t xml:space="preserve">⸻⸻⸻⸻⸻⸻⸻⸻⸻⸻</w:t>
+      </w:r>
+    </w:p>
+    <w:p>
+      <w:pPr>
+        <w:spacing w:after="20" w:before="120"/>
+        <w:ind w:left="360" w:hanging="360"/>
+      </w:pPr>
+      <w:r>
+        <w:rPr>
+          <w:rFonts w:ascii="Calibri" w:cs="Calibri" w:eastAsia="Calibri" w:hAnsi="Calibri"/>
+          <w:b/>
+          <w:bCs/>
+          <w:color w:val="7A1E2B"/>
+          <w:sz w:val="22"/>
+          <w:szCs w:val="22"/>
+        </w:rPr>
+        <w:t xml:space="preserve">16. </w:t>
+      </w:r>
+      <w:r>
+        <w:rPr>
+          <w:rFonts w:ascii="Calibri" w:cs="Calibri" w:eastAsia="Calibri" w:hAnsi="Calibri"/>
+          <w:sz w:val="22"/>
+          <w:szCs w:val="22"/>
+        </w:rPr>
+        <w:t xml:space="preserve">De cara a 2040, señale las 3 OPORTUNIDADES con más potencial</w:t>
+      </w:r>
+      <w:r>
+        <w:rPr>
+          <w:rFonts w:ascii="Calibri" w:cs="Calibri" w:eastAsia="Calibri" w:hAnsi="Calibri"/>
+          <w:i/>
+          <w:iCs/>
+          <w:color w:val="6A6F76"/>
+          <w:sz w:val="19"/>
+          <w:szCs w:val="19"/>
+        </w:rPr>
         <w:t xml:space="preserve">  (máximo 3)</w:t>
       </w:r>
     </w:p>
@@ -2739,6 +3160,80 @@
           <w:szCs w:val="21"/>
         </w:rPr>
         <w:t xml:space="preserve">Innovación en proceso</w:t>
+      </w:r>
+    </w:p>
+    <w:p>
+      <w:pPr>
+        <w:spacing w:after="24"/>
+        <w:ind w:left="460"/>
+      </w:pPr>
+      <w:r>
+        <w:rPr>
+          <w:rFonts w:ascii="Calibri" w:cs="Calibri" w:eastAsia="Calibri" w:hAnsi="Calibri"/>
+          <w:color w:val="7A1E2B"/>
+          <w:sz w:val="22"/>
+          <w:szCs w:val="22"/>
+        </w:rPr>
+        <w:t xml:space="preserve">◻  </w:t>
+      </w:r>
+      <w:r>
+        <w:rPr>
+          <w:rFonts w:ascii="Calibri" w:cs="Calibri" w:eastAsia="Calibri" w:hAnsi="Calibri"/>
+          <w:sz w:val="21"/>
+          <w:szCs w:val="21"/>
+        </w:rPr>
+        <w:t xml:space="preserve">Otras</w:t>
+      </w:r>
+    </w:p>
+    <w:p>
+      <w:pPr>
+        <w:spacing w:after="60" w:before="120"/>
+        <w:ind w:left="360" w:hanging="360"/>
+      </w:pPr>
+      <w:r>
+        <w:rPr>
+          <w:rFonts w:ascii="Calibri" w:cs="Calibri" w:eastAsia="Calibri" w:hAnsi="Calibri"/>
+          <w:b/>
+          <w:bCs/>
+          <w:color w:val="7A1E2B"/>
+          <w:sz w:val="22"/>
+          <w:szCs w:val="22"/>
+        </w:rPr>
+        <w:t xml:space="preserve">16b. </w:t>
+      </w:r>
+      <w:r>
+        <w:rPr>
+          <w:rFonts w:ascii="Calibri" w:cs="Calibri" w:eastAsia="Calibri" w:hAnsi="Calibri"/>
+          <w:sz w:val="22"/>
+          <w:szCs w:val="22"/>
+        </w:rPr>
+        <w:t xml:space="preserve">¿Qué otras oportunidades?</w:t>
+      </w:r>
+      <w:r>
+        <w:rPr>
+          <w:rFonts w:ascii="Calibri" w:cs="Calibri" w:eastAsia="Calibri" w:hAnsi="Calibri"/>
+          <w:i/>
+          <w:iCs/>
+          <w:color w:val="6A6F76"/>
+          <w:sz w:val="19"/>
+          <w:szCs w:val="19"/>
+        </w:rPr>
+        <w:t xml:space="preserve">  (opcional)</w:t>
+      </w:r>
+    </w:p>
+    <w:p>
+      <w:pPr>
+        <w:spacing w:after="80"/>
+        <w:ind w:left="460"/>
+      </w:pPr>
+      <w:r>
+        <w:rPr>
+          <w:rFonts w:ascii="Calibri" w:cs="Calibri" w:eastAsia="Calibri" w:hAnsi="Calibri"/>
+          <w:color w:val="9AA0A6"/>
+          <w:sz w:val="21"/>
+          <w:szCs w:val="21"/>
+        </w:rPr>
+        <w:t xml:space="preserve">⸻⸻⸻⸻⸻⸻⸻⸻⸻⸻</w:t>
       </w:r>
     </w:p>
     <w:p>
